--- a/docs/a traduire/3/Capitulo_III_Diagnostico_Empirico_PT-BR.docx
+++ b/docs/a traduire/3/Capitulo_III_Diagnostico_Empirico_PT-BR.docx
@@ -100,7 +100,7 @@
                 <w:color w:val="1A2744"/>
                 <w:sz w:val="22"/>
               </w:rPr>
-              <w:t>76,9 pct do compute IA operacional mundial = EUA</w:t>
+              <w:t>78,9 pct do compute IA operacional mundial = EUA</w:t>
             </w:r>
           </w:p>
         </w:tc>
@@ -142,7 +142,7 @@
                 <w:color w:val="1A2744"/>
                 <w:sz w:val="22"/>
               </w:rPr>
-              <w:t>3,46:1 razao CACI EUA/UE (Power Mode)</w:t>
+              <w:t>3,64:1 razao CACI EUA/UE (Power Mode)</w:t>
             </w:r>
           </w:p>
         </w:tc>
@@ -742,7 +742,7 @@
           <w:color w:val="202020"/>
           <w:sz w:val="22"/>
         </w:rPr>
-        <w:t>Esses dados permitem uma calibracao precisa do CACI definido no Capitulo II. Usando a formula geometrica ponderada CACI = F^0,40 x L^0,20 x R^0,15 / E^0,25 (Power Mode), com os valores de referencia do painel de abril de 2026: compute operacional dos EUA de 2.759.968 PetaFLOP/s (FP16) contra 156.632 PetaFLOP/s para a UE(13), uma razao energia UE/EUA ajustada-PPA de 1,59x (135 contra 85 USD/MWh), ordens de grandeza de forca de trabalho comparaveis (3,5 contra 9,6 milhoes na UE(13)) e fatores de acesso geopolitico R(EUA) = 1,0 contra R(UE) = 0,9, a razao CACI(EUA)/CACI(UE) em Power Mode estabelece-se em 3,46:1.</w:t>
+        <w:t>Esses dados permitem uma calibracao precisa do CACI definido no Capitulo II. Usando a formula geometrica ponderada CACI = F^0,40 x L^0,20 x R^0,15 / E^0,25 (Power Mode), com os valores de referencia do painel de abril de 2026: compute operacional dos EUA de 2.759.968 PetaFLOP/s (FP16) contra 156.632 PetaFLOP/s para a UE(13), uma razao energia UE/EUA ajustada-PPA de 1,59x (135 contra 85 USD/MWh), ordens de grandeza de forca de trabalho comparaveis (3,5 contra 9,6 milhoes na UE(13)) e fatores de acesso geopolitico R(EUA) = 1,0 contra R(UE) = 0,9, a razao CACI(EUA)/CACI(UE) em Power Mode estabelece-se em 3,64:1.</w:t>
       </w:r>
     </w:p>
     <w:p>
@@ -757,7 +757,7 @@
           <w:color w:val="202020"/>
           <w:sz w:val="22"/>
         </w:rPr>
-        <w:t>A diferenca e substancialmente atenuada em relacao a vantagem bruta de 17,6:1 em H100-equivalentes porque os expoentes geometricos (F em 0,40; L em 0,20; R em 0,15; E em 0,25) aplicam rendimentos decrescentes a massiva lideranca dos EUA em compute e recompensam parcialmente a UE em trabalho, acesso geopolitico e multiplicadores energeticos menores. Em Intensity Mode (dividindo adicionalmente pelo PIB), a diferenca se reduz ainda mais para aproximadamente 1,4:1, razao pela qual a razao principal usada em todo este estudo e a razao Power Mode de 3,46:1. O Capitulo V projeta a evolucao dessa razao em cada cenario.</w:t>
+        <w:t>A diferenca e substancialmente atenuada em relacao a vantagem bruta de 17,6:1 em H100-equivalentes porque os expoentes geometricos (F em 0,40; L em 0,20; R em 0,15; E em 0,25) aplicam rendimentos decrescentes a massiva lideranca dos EUA em compute e recompensam parcialmente a UE em trabalho, acesso geopolitico e multiplicadores energeticos menores. Em Intensity Mode (dividindo adicionalmente pelo PIB), a diferenca se reduz ainda mais para aproximadamente 1,4:1, razao pela qual a razao principal usada em todo este estudo e a razao Power Mode de 3,64:1. O Capitulo V projeta a evolucao dessa razao em cada cenario.</w:t>
       </w:r>
     </w:p>
     <w:p>
@@ -2300,7 +2300,7 @@
                 <w:color w:val="202020"/>
                 <w:sz w:val="20"/>
               </w:rPr>
-              <w:t>76,9 pct</w:t>
+              <w:t>78,9 pct</w:t>
             </w:r>
           </w:p>
         </w:tc>
@@ -2778,7 +2778,7 @@
                 <w:color w:val="202020"/>
                 <w:sz w:val="20"/>
               </w:rPr>
-              <w:t>15,7</w:t>
+              <w:t>36,1</w:t>
             </w:r>
           </w:p>
         </w:tc>
@@ -2796,7 +2796,7 @@
                 <w:color w:val="202020"/>
                 <w:sz w:val="20"/>
               </w:rPr>
-              <w:t>28,9</w:t>
+              <w:t>27,5</w:t>
             </w:r>
           </w:p>
         </w:tc>
@@ -2814,7 +2814,7 @@
                 <w:color w:val="202020"/>
                 <w:sz w:val="20"/>
               </w:rPr>
-              <w:t>3,46:1</w:t>
+              <w:t>3,64:1</w:t>
             </w:r>
           </w:p>
         </w:tc>

--- a/docs/a traduire/3/Capitulo_III_Diagnostico_Empirico_PT-BR.docx
+++ b/docs/a traduire/3/Capitulo_III_Diagnostico_Empirico_PT-BR.docx
@@ -142,7 +142,7 @@
                 <w:color w:val="1A2744"/>
                 <w:sz w:val="22"/>
               </w:rPr>
-              <w:t>3,64:1 razao CACI EUA/UE (Power Mode)</w:t>
+              <w:t>3,47:1 razao CACI EUA/UE (Power Mode)</w:t>
             </w:r>
           </w:p>
         </w:tc>
@@ -742,7 +742,7 @@
           <w:color w:val="202020"/>
           <w:sz w:val="22"/>
         </w:rPr>
-        <w:t>Esses dados permitem uma calibracao precisa do CACI definido no Capitulo II. Usando a formula geometrica ponderada CACI = F^0,40 x L^0,20 x R^0,15 / E^0,25 (Power Mode), com os valores de referencia do painel de abril de 2026: compute operacional dos EUA de 2.759.968 PetaFLOP/s (FP16) contra 156.632 PetaFLOP/s para a UE(13), uma razao energia UE/EUA ajustada-PPA de 1,59x (135 contra 85 USD/MWh), ordens de grandeza de forca de trabalho comparaveis (3,5 contra 9,6 milhoes na UE(13)) e fatores de acesso geopolitico R(EUA) = 1,0 contra R(UE) = 0,9, a razao CACI(EUA)/CACI(UE) em Power Mode estabelece-se em 3,64:1.</w:t>
+        <w:t>Esses dados permitem uma calibracao precisa do CACI definido no Capitulo II. Usando a formula geometrica ponderada CACI = F^0,40 x L^0,20 x R^0,15 / E^0,25 (Power Mode), com os valores de referencia do painel de abril de 2026: compute operacional dos EUA de 2.759.968 PetaFLOP/s (FP16) contra 156.632 PetaFLOP/s para a UE(13), uma razao energia UE/EUA ajustada-PPA de 1,59x (135 contra 85 USD/MWh), ordens de grandeza de forca de trabalho comparaveis (3,5 contra 9,6 milhoes na UE(13)) e fatores de acesso geopolitico R(EUA) = 1,0 contra R(UE) = 0,9, a razao CACI(EUA)/CACI(UE) em Power Mode estabelece-se em 3,47:1.</w:t>
       </w:r>
     </w:p>
     <w:p>
@@ -757,7 +757,7 @@
           <w:color w:val="202020"/>
           <w:sz w:val="22"/>
         </w:rPr>
-        <w:t>A diferenca e substancialmente atenuada em relacao a vantagem bruta de 17,6:1 em H100-equivalentes porque os expoentes geometricos (F em 0,40; L em 0,20; R em 0,15; E em 0,25) aplicam rendimentos decrescentes a massiva lideranca dos EUA em compute e recompensam parcialmente a UE em trabalho, acesso geopolitico e multiplicadores energeticos menores. Em Intensity Mode (dividindo adicionalmente pelo PIB), a diferenca se reduz ainda mais para aproximadamente 1,4:1, razao pela qual a razao principal usada em todo este estudo e a razao Power Mode de 3,64:1. O Capitulo V projeta a evolucao dessa razao em cada cenario.</w:t>
+        <w:t>A diferenca e substancialmente atenuada em relacao a vantagem bruta de 17,6:1 em H100-equivalentes porque os expoentes geometricos (F em 0,40; L em 0,20; R em 0,15; E em 0,25) aplicam rendimentos decrescentes a massiva lideranca dos EUA em compute e recompensam parcialmente a UE em trabalho, acesso geopolitico e multiplicadores energeticos menores. Em Intensity Mode (dividindo adicionalmente pelo PIB), a diferenca se reduz ainda mais para aproximadamente 1,4:1, razao pela qual a razao principal usada em todo este estudo e a razao Power Mode de 3,47:1. O Capitulo V projeta a evolucao dessa razao em cada cenario.</w:t>
       </w:r>
     </w:p>
     <w:p>
@@ -2778,7 +2778,7 @@
                 <w:color w:val="202020"/>
                 <w:sz w:val="20"/>
               </w:rPr>
-              <w:t>36,1</w:t>
+              <w:t>38,4</w:t>
             </w:r>
           </w:p>
         </w:tc>
@@ -2796,7 +2796,7 @@
                 <w:color w:val="202020"/>
                 <w:sz w:val="20"/>
               </w:rPr>
-              <w:t>27,5</w:t>
+              <w:t>28,8</w:t>
             </w:r>
           </w:p>
         </w:tc>
@@ -2814,7 +2814,7 @@
                 <w:color w:val="202020"/>
                 <w:sz w:val="20"/>
               </w:rPr>
-              <w:t>3,64:1</w:t>
+              <w:t>3,47:1</w:t>
             </w:r>
           </w:p>
         </w:tc>

--- a/docs/a traduire/3/Capitulo_III_Diagnostico_Empirico_PT-BR.docx
+++ b/docs/a traduire/3/Capitulo_III_Diagnostico_Empirico_PT-BR.docx
@@ -652,7 +652,7 @@
           <w:color w:val="202020"/>
           <w:sz w:val="22"/>
         </w:rPr>
-        <w:t>O resultado e inequivoco. Apenas no compute operacional, os Estados Unidos concentram 76,9 por cento da capacidade global em H100-equivalentes, a China detem 12,8 por cento, e a UE(13) representa 4,4 por cento. Os paises restantes somam aproximadamente 6 por cento. A razao operacional EUA/UE em H100-equivalentes e portanto 17,6:1, uma diferenca de magnitude consideravel que se ampliou ligeiramente desde o snapshot GeoCoded/Sanchez de maio de 2025 (74,5 / 14,1 / 4,8 por cento).[12]</w:t>
+        <w:t>O resultado e inequivoco. Apenas no compute operacional, os Estados Unidos concentram 78,9 por cento da capacidade global em H100-equivalentes, a China detem 12,8 por cento, e a UE(13) representa 4,4 por cento. Os paises restantes somam aproximadamente 6 por cento. A razao operacional EUA/UE em H100-equivalentes e portanto 17,6:1, uma diferenca de magnitude consideravel que se ampliou ligeiramente desde o snapshot GeoCoded/Sanchez de maio de 2025 (74,5 / 14,1 / 4,8 por cento).[12]</w:t>
       </w:r>
     </w:p>
     <w:p>
@@ -1057,7 +1057,7 @@
           <w:color w:val="202020"/>
           <w:sz w:val="22"/>
         </w:rPr>
-        <w:t>(2) Essa demanda esta estruturalmente concentrada nos Estados Unidos. O snapshot do painel de abril de 2026 quantifica a parcela dos EUA em 76,9 por cento do compute IA operacional em H100-equivalentes e em 49,9 por cento se incluidos os clusters anunciados; 45 por cento do consumo eletrico dos data centers; e mais de 80 por cento dos investimentos privados em IA de fronteira. A concentracao no compute operacional aumenta com o tempo.</w:t>
+        <w:t>(2) Essa demanda esta estruturalmente concentrada nos Estados Unidos. O snapshot do painel de abril de 2026 quantifica a parcela dos EUA em 78,9 por cento do compute IA operacional em H100-equivalentes e em 49,9 por cento se incluidos os clusters anunciados; 45 por cento do consumo eletrico dos data centers; e mais de 80 por cento dos investimentos privados em IA de fronteira. A concentracao no compute operacional aumenta com o tempo.</w:t>
       </w:r>
     </w:p>
     <w:p>
